--- a/assets/templates/quotation_template.docx
+++ b/assets/templates/quotation_template.docx
@@ -142,7 +142,25 @@
           <w:szCs w:val="32"/>
           <w:cs/>
         </w:rPr>
-        <w:t xml:space="preserve">  ในนาม </w:t>
+        <w:t xml:space="preserve">  </w:t>
+      </w:r>
+      <w:r>
+        <w:rPr>
+          <w:rFonts w:ascii="TH SarabunIT๙" w:hAnsi="TH SarabunIT๙" w:cs="TH SarabunIT๙"/>
+          <w:sz w:val="32"/>
+          <w:szCs w:val="32"/>
+          <w:cs/>
+        </w:rPr>
+        <w:t>{{if:vendor_has_shop_name}}</w:t>
+      </w:r>
+      <w:r>
+        <w:rPr>
+          <w:rFonts w:ascii="TH SarabunIT๙" w:hAnsi="TH SarabunIT๙" w:cs="TH SarabunIT๙"/>
+          <w:sz w:val="32"/>
+          <w:szCs w:val="32"/>
+          <w:cs/>
+        </w:rPr>
+        <w:t xml:space="preserve">ในนาม </w:t>
       </w:r>
       <w:r>
         <w:rPr>
@@ -155,6 +173,15 @@
       </w:r>
       <w:r>
         <w:rPr>
+          <w:rFonts w:ascii="TH SarabunIT๙" w:hAnsi="TH SarabunIT๙" w:cs="TH SarabunIT๙"/>
+          <w:sz w:val="32"/>
+          <w:szCs w:val="32"/>
+          <w:cs/>
+        </w:rPr>
+        <w:t>{{endif:vendor_has_shop_name}}</w:t>
+      </w:r>
+      <w:r>
+        <w:rPr>
           <w:rFonts w:ascii="TH SarabunIT๙" w:eastAsia="Times New Roman" w:hAnsi="TH SarabunIT๙" w:cs="TH SarabunIT๙"/>
           <w:sz w:val="32"/>
           <w:szCs w:val="32"/>
@@ -187,11 +214,56 @@
           <w:szCs w:val="32"/>
           <w:cs/>
         </w:rPr>
+        <w:t>{{if:vendor_not_bangkok}}</w:t>
+      </w:r>
+      <w:r>
+        <w:rPr>
+          <w:rFonts w:ascii="TH SarabunIT๙" w:hAnsi="TH SarabunIT๙" w:cs="TH SarabunIT๙"/>
+          <w:sz w:val="32"/>
+          <w:szCs w:val="32"/>
+          <w:cs/>
+        </w:rPr>
         <w:t xml:space="preserve"> ตำบล</w:t>
       </w:r>
       <w:r>
         <w:rPr>
           <w:rFonts w:ascii="TH SarabunIT๙" w:hAnsi="TH SarabunIT๙" w:cs="TH SarabunIT๙"/>
+          <w:sz w:val="32"/>
+          <w:szCs w:val="32"/>
+          <w:cs/>
+        </w:rPr>
+        <w:t>{{endif:vendor_not_bangkok}}</w:t>
+      </w:r>
+      <w:r>
+        <w:rPr>
+          <w:rFonts w:ascii="TH SarabunIT๙" w:hAnsi="TH SarabunIT๙" w:cs="TH SarabunIT๙"/>
+          <w:sz w:val="32"/>
+          <w:szCs w:val="32"/>
+          <w:cs/>
+        </w:rPr>
+        <w:t>{{if:vendor_is_bangkok}}</w:t>
+      </w:r>
+      <w:r>
+        <w:rPr>
+          <w:rFonts w:ascii="TH SarabunIT๙" w:hAnsi="TH SarabunIT๙" w:cs="TH SarabunIT๙"/>
+          <w:sz w:val="32"/>
+          <w:szCs w:val="32"/>
+          <w:cs/>
+        </w:rPr>
+        <w:t xml:space="preserve"> แขวง</w:t>
+      </w:r>
+      <w:r>
+        <w:rPr>
+          <w:rFonts w:ascii="TH SarabunIT๙" w:hAnsi="TH SarabunIT๙" w:cs="TH SarabunIT๙"/>
+          <w:sz w:val="32"/>
+          <w:szCs w:val="32"/>
+          <w:cs/>
+        </w:rPr>
+        <w:t>{{endif:vendor_is_bangkok}}</w:t>
+      </w:r>
+      <w:r>
+        <w:rPr>
+          <w:rFonts w:ascii="TH SarabunIT๙" w:hAnsi="TH SarabunIT๙" w:cs="TH SarabunIT๙"/>
           <w:noProof/>
           <w:sz w:val="32"/>
           <w:szCs w:val="32"/>
@@ -213,7 +285,52 @@
           <w:szCs w:val="32"/>
           <w:cs/>
         </w:rPr>
+        <w:t>{{if:vendor_not_bangkok}}</w:t>
+      </w:r>
+      <w:r>
+        <w:rPr>
+          <w:rFonts w:ascii="TH SarabunIT๙" w:hAnsi="TH SarabunIT๙" w:cs="TH SarabunIT๙"/>
+          <w:sz w:val="32"/>
+          <w:szCs w:val="32"/>
+          <w:cs/>
+        </w:rPr>
         <w:t>อำเภอ</w:t>
+      </w:r>
+      <w:r>
+        <w:rPr>
+          <w:rFonts w:ascii="TH SarabunIT๙" w:hAnsi="TH SarabunIT๙" w:cs="TH SarabunIT๙"/>
+          <w:sz w:val="32"/>
+          <w:szCs w:val="32"/>
+          <w:cs/>
+        </w:rPr>
+        <w:t>{{endif:vendor_not_bangkok}}</w:t>
+      </w:r>
+      <w:r>
+        <w:rPr>
+          <w:rFonts w:ascii="TH SarabunIT๙" w:hAnsi="TH SarabunIT๙" w:cs="TH SarabunIT๙"/>
+          <w:sz w:val="32"/>
+          <w:szCs w:val="32"/>
+          <w:cs/>
+        </w:rPr>
+        <w:t>{{if:vendor_is_bangkok}}</w:t>
+      </w:r>
+      <w:r>
+        <w:rPr>
+          <w:rFonts w:ascii="TH SarabunIT๙" w:hAnsi="TH SarabunIT๙" w:cs="TH SarabunIT๙"/>
+          <w:sz w:val="32"/>
+          <w:szCs w:val="32"/>
+          <w:cs/>
+        </w:rPr>
+        <w:t>เขต</w:t>
+      </w:r>
+      <w:r>
+        <w:rPr>
+          <w:rFonts w:ascii="TH SarabunIT๙" w:hAnsi="TH SarabunIT๙" w:cs="TH SarabunIT๙"/>
+          <w:sz w:val="32"/>
+          <w:szCs w:val="32"/>
+          <w:cs/>
+        </w:rPr>
+        <w:t>{{endif:vendor_is_bangkok}}</w:t>
       </w:r>
       <w:r>
         <w:rPr>
